--- a/deliverables/Izvestaj_AV-HuBERT.docx
+++ b/deliverables/Izvestaj_AV-HuBERT.docx
@@ -136,7 +136,7 @@
         <w:t xml:space="preserve">Cilj ovog rada</w:t>
       </w:r>
       <w:r>
-        <w:t xml:space="preserve"> jeste: (1) analizirati arhitekturu i ciljnu funkciju AV-HuBERT modela, (2) reprodukovati proceduru fine-tuninga na podskupu baze podataka radi provere da kod ispravno radi i uvida u samu implementaciju, i (3) pripremiti postupak prilagođavanja modela na srpski jezik (korpus AI-SPEAK), pri čemu se za prilagođavanje razmatra parametarski efikasna LoRA adaptacija.</w:t>
+        <w:t xml:space="preserve"> jeste: (1) analizirati arhitekturu i ciljnu funkciju AV-HuBERT modela, (2) reprodukovati proceduru fine-tuninga na podskupu baze podataka radi provere da kod ispravno radi i uvida u samu implementaciju, i (3) prilagoditi model na srpski jezik (korpus AI-SPEAK) primenom parametarski efikasne LoRA adaptacije, uz analizu uticaja različitih konfiguracija i unakrsnu validaciju.</w:t>
       </w:r>
     </w:p>
     <w:p>
@@ -407,7 +407,7 @@
         <w:jc w:val="both"/>
       </w:pPr>
       <w:r>
-        <w:t xml:space="preserve">Pretprocesiranje: detekcija lica i 68 tačaka (dlib) → isecanje ROI usana na 96×96 → audio na 16 kHz → manifesti (.tsv), transkripti (.wrd) i SentencePiece vokabular veličine 1000.</w:t>
+        <w:t xml:space="preserve">Pretprocesiranje LRS3: detekcija lica i 68 tačaka (dlib) → isecanje ROI usana na 96×96 → audio na 16 kHz → manifesti (.tsv), transkripti (.wrd) i SentencePiece vokabular veličine 1000.</w:t>
       </w:r>
     </w:p>
     <w:p>
@@ -420,14 +420,10 @@
           <w:b/>
           <w:bCs/>
         </w:rPr>
-        <w:t xml:space="preserve">AI-SPEAK korpus (srpski): </w:t>
-      </w:r>
-      <w:r>
-        <w:rPr>
-          <w:i/>
-          <w:iCs/>
-        </w:rPr>
-        <w:t xml:space="preserve">[POPUNITI — jezik, broj sati/iskaza, format, uslovi snimanja kada podaci budu dostupni].</w:t>
+        <w:t xml:space="preserve">AI-SPEAK korpus (srpski) — glavni cilj rada. </w:t>
+      </w:r>
+      <w:r>
+        <w:t xml:space="preserve">Bilingvalna baza (Kaggle, licenca CC BY-NC-SA 4.0): 30 govornika (15 muških, 15 ženskih). Korišćen je srpski deo: oko 2.375 iskaza ≈ ~2,7 sata govora. Video: frontalna kamera 100 fps, rezolucija 1080×1920, anonimizovano (usne oštre, ostatak lica pikselizovan i maskiran crnom bojom); audio 22,05 kHz mono.</w:t>
       </w:r>
     </w:p>
     <w:p>
@@ -436,7 +432,16 @@
         <w:jc w:val="both"/>
       </w:pPr>
       <w:r>
-        <w:t xml:space="preserve">Napomena o transferu: vizuelni/audio enkoder je pretreniran na engleskom (LRS3+VoxCeleb2); pri prelasku na srpski, enkoder se prenosi, ali se dekoder i vokabular obučavaju iznova — što je i motivacija za LoRA adaptaciju.</w:t>
+        <w:t xml:space="preserve">Pretprocesiranje AI-SPEAK razlikuje se od LRS3 zbog anonimizacije. Umesto dlib detekcije (koja otkazuje na anonimizovanim snimcima — pala je na oko 50% testiranih govornika), korišćena je heuristika graničnog okvira sadržaja: pošto je kadar pretežno crn, region lica se pronalazi kao skup ne-crnih piksela, iseca se kvadrat centriran na usta i skalira na 96×96 sivih tonova (radi na svih 30 govornika). Klipovi su neisečeni (sadrže tišinu i šum), pa se pomoću priloženih poravnanja (.align) video i audio seku na govorni deo. Napravljen je novi srpski SentencePiece vokabular veličine 500 (mali korpus: 79% reči javlja se samo jednom, pa su subword jedinice neophodne). Podela je disjunktna po govornicima (train: spk01–23, valid: spk24–26, test: spk27–30 — neviđeni govornici).</w:t>
+      </w:r>
+    </w:p>
+    <w:p>
+      <w:pPr>
+        <w:spacing w:after="120"/>
+        <w:jc w:val="both"/>
+      </w:pPr>
+      <w:r>
+        <w:t xml:space="preserve">Napomena o transferu: vizuelni enkoder je pretreniran na engleskom (LRS3+VoxCeleb2); pokreti usana su uglavnom jezički nezavisni, pa se enkoder prenosi, dok se dekoder i vokabular obučavaju iznova za srpski — što je motivacija za LoRA adaptaciju.</w:t>
       </w:r>
     </w:p>
     <w:p>
@@ -457,7 +462,7 @@
         <w:spacing w:after="60"/>
       </w:pPr>
       <w:r>
-        <w:t xml:space="preserve">Hardver: iznajmljen GPU NVIDIA RTX A6000 (48 GB) na platformi RunPod, za eksperimente na LRS3.</w:t>
+        <w:t xml:space="preserve">Hardver: iznajmljen GPU NVIDIA A40 (48 GB) na platformi RunPod (data centar u Evropi). Pretprocesiranje je rađeno lokalno (CPU), a na GPU-u samo obuka.</w:t>
       </w:r>
     </w:p>
     <w:p>
@@ -470,7 +475,7 @@
         <w:spacing w:after="60"/>
       </w:pPr>
       <w:r>
-        <w:t xml:space="preserve">Konfiguracija (jedan GPU): fp16, max_tokens = 1500, update_freq = 2, max_update = 3000, lr = 1e-3, tri_stage raspored.</w:t>
+        <w:t xml:space="preserve">Konfiguracija LRS3 (jedan GPU): fp16, max_tokens = 1500, update_freq = 2, max_update = 3000, lr = 1e-3, tri_stage raspored.</w:t>
       </w:r>
     </w:p>
     <w:p>
@@ -483,6 +488,45 @@
         <w:spacing w:after="60"/>
       </w:pPr>
       <w:r>
+        <w:t xml:space="preserve">Konfiguracija AI-SPEAK (LoRA): r = 8, alpha = 16, lora_dropout = 0,05, targeti q_proj/v_proj; max_tokens = 2000, update_freq = 4, lr = 3e-3, warmup 400, max_sample_size = 500.</w:t>
+      </w:r>
+    </w:p>
+    <w:p>
+      <w:pPr>
+        <w:pStyle w:val="ListParagraph"/>
+        <w:numPr>
+          <w:ilvl w:val="0"/>
+          <w:numId w:val="2"/>
+        </w:numPr>
+        <w:spacing w:after="60"/>
+      </w:pPr>
+      <w:r>
+        <w:t xml:space="preserve">Modalitet: samo video (VSR). Model čita isključivo pokrete usana — audio se ne koristi ni u obuci ni u testu, jer je zadatak vizuelno prepoznavanje govora. (Korist od audia je već ugrađena u pretrenirani enkoder kroz modality dropout tokom pretreninga.)</w:t>
+      </w:r>
+    </w:p>
+    <w:p>
+      <w:pPr>
+        <w:pStyle w:val="ListParagraph"/>
+        <w:numPr>
+          <w:ilvl w:val="0"/>
+          <w:numId w:val="2"/>
+        </w:numPr>
+        <w:spacing w:after="60"/>
+      </w:pPr>
+      <w:r>
+        <w:t xml:space="preserve">Polazni checkpoint za AI-SPEAK (dve varijante): A = pretrenirani enkoder (base_vox_iter5); B = enkoder izdvojen iz engleskog VSR fine-tune modela (base_vox_433h), pri čemu se engleski dekoder odbacuje a srpski obučava iznova.</w:t>
+      </w:r>
+    </w:p>
+    <w:p>
+      <w:pPr>
+        <w:pStyle w:val="ListParagraph"/>
+        <w:numPr>
+          <w:ilvl w:val="0"/>
+          <w:numId w:val="2"/>
+        </w:numPr>
+        <w:spacing w:after="60"/>
+      </w:pPr>
+      <w:r>
         <w:t xml:space="preserve">Verzija koda: av_hubert </w:t>
       </w:r>
       <w:r>
@@ -518,7 +562,7 @@
         <w:spacing w:after="60"/>
       </w:pPr>
       <w:r>
-        <w:t xml:space="preserve">Metrika: WER (Word Error Rate), beam-search dekodiranje (beam = 50), modalitet: samo video (VSR).</w:t>
+        <w:t xml:space="preserve">Metrika: WER (Word Error Rate), beam-search dekodiranje (beam = 50).</w:t>
       </w:r>
     </w:p>
     <w:p>
@@ -539,7 +583,7 @@
         <w:pStyle w:val="Heading2"/>
       </w:pPr>
       <w:r>
-        <w:t xml:space="preserve">3.1 Rezultati na LRS3 podskupu</w:t>
+        <w:t xml:space="preserve">3.1 AI-SPEAK — adaptacija na srpski jezik</w:t>
       </w:r>
     </w:p>
     <w:p>
@@ -548,7 +592,7 @@
         <w:jc w:val="both"/>
       </w:pPr>
       <w:r>
-        <w:t xml:space="preserve">Sprovedena su dva eksperimenta pod istim uslovima (isti podskup, 3.000 koraka, samo video): puni fine-tuning i LoRA adaptacija dekodera. Rezultati na test skupu (1.321 iskaz):</w:t>
+        <w:t xml:space="preserve">Glavni deo rada je adaptacija AV-HuBERT modela na srpski jezik putem LoRA adaptacije. Sprovedena su četiri eksperimenta koji variraju dve osi: polazni enkoder (A = pretrenirani, B = engleski VSR fine-tune) i opseg LoRA adaptacije (samo dekoder vs enkoder+dekoder), kao i rang LoRA (r). Evaluacija je na neviđenim govornicima (spk27–30, 2535 reči).</w:t>
       </w:r>
     </w:p>
     <w:tbl>
@@ -564,15 +608,16 @@
         </w:tblBorders>
       </w:tblPr>
       <w:tblGrid>
-        <w:gridCol w:w="2600"/>
-        <w:gridCol w:w="2760"/>
+        <w:gridCol w:w="2360"/>
+        <w:gridCol w:w="2400"/>
+        <w:gridCol w:w="1000"/>
         <w:gridCol w:w="2000"/>
-        <w:gridCol w:w="2000"/>
+        <w:gridCol w:w="1600"/>
       </w:tblGrid>
       <w:tr>
         <w:tc>
           <w:tcPr>
-            <w:tcW w:type="dxa" w:w="2600"/>
+            <w:tcW w:type="dxa" w:w="2360"/>
             <w:tcBorders>
               <w:top w:val="single" w:color="BBBBBB" w:sz="1"/>
               <w:left w:val="single" w:color="BBBBBB" w:sz="1"/>
@@ -596,13 +641,13 @@
                 <w:sz w:val="20"/>
                 <w:szCs w:val="20"/>
               </w:rPr>
-              <w:t xml:space="preserve">Eksperiment</w:t>
-            </w:r>
-          </w:p>
-        </w:tc>
-        <w:tc>
-          <w:tcPr>
-            <w:tcW w:type="dxa" w:w="2760"/>
+              <w:t xml:space="preserve">Polazni enkoder</w:t>
+            </w:r>
+          </w:p>
+        </w:tc>
+        <w:tc>
+          <w:tcPr>
+            <w:tcW w:type="dxa" w:w="2400"/>
             <w:tcBorders>
               <w:top w:val="single" w:color="BBBBBB" w:sz="1"/>
               <w:left w:val="single" w:color="BBBBBB" w:sz="1"/>
@@ -626,13 +671,13 @@
                 <w:sz w:val="20"/>
                 <w:szCs w:val="20"/>
               </w:rPr>
-              <w:t xml:space="preserve">Obučavani parametri</w:t>
-            </w:r>
-          </w:p>
-        </w:tc>
-        <w:tc>
-          <w:tcPr>
-            <w:tcW w:type="dxa" w:w="2000"/>
+              <w:t xml:space="preserve">LoRA opseg</w:t>
+            </w:r>
+          </w:p>
+        </w:tc>
+        <w:tc>
+          <w:tcPr>
+            <w:tcW w:type="dxa" w:w="1000"/>
             <w:tcBorders>
               <w:top w:val="single" w:color="BBBBBB" w:sz="1"/>
               <w:left w:val="single" w:color="BBBBBB" w:sz="1"/>
@@ -656,7 +701,7 @@
                 <w:sz w:val="20"/>
                 <w:szCs w:val="20"/>
               </w:rPr>
-              <w:t xml:space="preserve">Tačnost (train)</w:t>
+              <w:t xml:space="preserve">Rang</w:t>
             </w:r>
           </w:p>
         </w:tc>
@@ -686,6 +731,36 @@
                 <w:sz w:val="20"/>
                 <w:szCs w:val="20"/>
               </w:rPr>
+              <w:t xml:space="preserve">Obučavani par.</w:t>
+            </w:r>
+          </w:p>
+        </w:tc>
+        <w:tc>
+          <w:tcPr>
+            <w:tcW w:type="dxa" w:w="1600"/>
+            <w:tcBorders>
+              <w:top w:val="single" w:color="BBBBBB" w:sz="1"/>
+              <w:left w:val="single" w:color="BBBBBB" w:sz="1"/>
+              <w:bottom w:val="single" w:color="BBBBBB" w:sz="1"/>
+              <w:right w:val="single" w:color="BBBBBB" w:sz="1"/>
+            </w:tcBorders>
+            <w:shd w:fill="2E75B6" w:val="clear"/>
+            <w:tcMar>
+              <w:top w:type="dxa" w:w="60"/>
+              <w:left w:type="dxa" w:w="100"/>
+              <w:bottom w:type="dxa" w:w="60"/>
+              <w:right w:type="dxa" w:w="100"/>
+            </w:tcMar>
+          </w:tcPr>
+          <w:p>
+            <w:r>
+              <w:rPr>
+                <w:b/>
+                <w:bCs/>
+                <w:color w:val="FFFFFF"/>
+                <w:sz w:val="20"/>
+                <w:szCs w:val="20"/>
+              </w:rPr>
               <w:t xml:space="preserve">WER (test)</w:t>
             </w:r>
           </w:p>
@@ -694,61 +769,91 @@
       <w:tr>
         <w:tc>
           <w:tcPr>
-            <w:tcW w:type="dxa" w:w="2600"/>
-            <w:tcBorders>
-              <w:top w:val="single" w:color="BBBBBB" w:sz="1"/>
-              <w:left w:val="single" w:color="BBBBBB" w:sz="1"/>
-              <w:bottom w:val="single" w:color="BBBBBB" w:sz="1"/>
-              <w:right w:val="single" w:color="BBBBBB" w:sz="1"/>
-            </w:tcBorders>
-            <w:shd w:fill="FFFFFF" w:val="clear"/>
-            <w:tcMar>
-              <w:top w:type="dxa" w:w="60"/>
-              <w:left w:type="dxa" w:w="100"/>
-              <w:bottom w:type="dxa" w:w="60"/>
-              <w:right w:type="dxa" w:w="100"/>
-            </w:tcMar>
-          </w:tcPr>
-          <w:p>
-            <w:r>
-              <w:rPr>
-                <w:b w:val="false"/>
-                <w:bCs w:val="false"/>
-                <w:color w:val="000000"/>
-                <w:sz w:val="20"/>
-                <w:szCs w:val="20"/>
-              </w:rPr>
-              <w:t xml:space="preserve">Puni fine-tuning</w:t>
-            </w:r>
-          </w:p>
-        </w:tc>
-        <w:tc>
-          <w:tcPr>
-            <w:tcW w:type="dxa" w:w="2760"/>
-            <w:tcBorders>
-              <w:top w:val="single" w:color="BBBBBB" w:sz="1"/>
-              <w:left w:val="single" w:color="BBBBBB" w:sz="1"/>
-              <w:bottom w:val="single" w:color="BBBBBB" w:sz="1"/>
-              <w:right w:val="single" w:color="BBBBBB" w:sz="1"/>
-            </w:tcBorders>
-            <w:shd w:fill="FFFFFF" w:val="clear"/>
-            <w:tcMar>
-              <w:top w:type="dxa" w:w="60"/>
-              <w:left w:type="dxa" w:w="100"/>
-              <w:bottom w:type="dxa" w:w="60"/>
-              <w:right w:type="dxa" w:w="100"/>
-            </w:tcMar>
-          </w:tcPr>
-          <w:p>
-            <w:r>
-              <w:rPr>
-                <w:b w:val="false"/>
-                <w:bCs w:val="false"/>
-                <w:color w:val="000000"/>
-                <w:sz w:val="20"/>
-                <w:szCs w:val="20"/>
-              </w:rPr>
-              <w:t xml:space="preserve">161M (100%)</w:t>
+            <w:tcW w:type="dxa" w:w="2360"/>
+            <w:tcBorders>
+              <w:top w:val="single" w:color="BBBBBB" w:sz="1"/>
+              <w:left w:val="single" w:color="BBBBBB" w:sz="1"/>
+              <w:bottom w:val="single" w:color="BBBBBB" w:sz="1"/>
+              <w:right w:val="single" w:color="BBBBBB" w:sz="1"/>
+            </w:tcBorders>
+            <w:shd w:fill="FFFFFF" w:val="clear"/>
+            <w:tcMar>
+              <w:top w:type="dxa" w:w="60"/>
+              <w:left w:type="dxa" w:w="100"/>
+              <w:bottom w:type="dxa" w:w="60"/>
+              <w:right w:type="dxa" w:w="100"/>
+            </w:tcMar>
+          </w:tcPr>
+          <w:p>
+            <w:r>
+              <w:rPr>
+                <w:b w:val="false"/>
+                <w:bCs w:val="false"/>
+                <w:color w:val="000000"/>
+                <w:sz w:val="20"/>
+                <w:szCs w:val="20"/>
+              </w:rPr>
+              <w:t xml:space="preserve">B (engleski VSR)</w:t>
+            </w:r>
+          </w:p>
+        </w:tc>
+        <w:tc>
+          <w:tcPr>
+            <w:tcW w:type="dxa" w:w="2400"/>
+            <w:tcBorders>
+              <w:top w:val="single" w:color="BBBBBB" w:sz="1"/>
+              <w:left w:val="single" w:color="BBBBBB" w:sz="1"/>
+              <w:bottom w:val="single" w:color="BBBBBB" w:sz="1"/>
+              <w:right w:val="single" w:color="BBBBBB" w:sz="1"/>
+            </w:tcBorders>
+            <w:shd w:fill="FFFFFF" w:val="clear"/>
+            <w:tcMar>
+              <w:top w:type="dxa" w:w="60"/>
+              <w:left w:type="dxa" w:w="100"/>
+              <w:bottom w:type="dxa" w:w="60"/>
+              <w:right w:type="dxa" w:w="100"/>
+            </w:tcMar>
+          </w:tcPr>
+          <w:p>
+            <w:r>
+              <w:rPr>
+                <w:b w:val="false"/>
+                <w:bCs w:val="false"/>
+                <w:color w:val="000000"/>
+                <w:sz w:val="20"/>
+                <w:szCs w:val="20"/>
+              </w:rPr>
+              <w:t xml:space="preserve">samo dekoder</w:t>
+            </w:r>
+          </w:p>
+        </w:tc>
+        <w:tc>
+          <w:tcPr>
+            <w:tcW w:type="dxa" w:w="1000"/>
+            <w:tcBorders>
+              <w:top w:val="single" w:color="BBBBBB" w:sz="1"/>
+              <w:left w:val="single" w:color="BBBBBB" w:sz="1"/>
+              <w:bottom w:val="single" w:color="BBBBBB" w:sz="1"/>
+              <w:right w:val="single" w:color="BBBBBB" w:sz="1"/>
+            </w:tcBorders>
+            <w:shd w:fill="FFFFFF" w:val="clear"/>
+            <w:tcMar>
+              <w:top w:type="dxa" w:w="60"/>
+              <w:left w:type="dxa" w:w="100"/>
+              <w:bottom w:type="dxa" w:w="60"/>
+              <w:right w:type="dxa" w:w="100"/>
+            </w:tcMar>
+          </w:tcPr>
+          <w:p>
+            <w:r>
+              <w:rPr>
+                <w:b w:val="false"/>
+                <w:bCs w:val="false"/>
+                <w:color w:val="000000"/>
+                <w:sz w:val="20"/>
+                <w:szCs w:val="20"/>
+              </w:rPr>
+              <w:t xml:space="preserve">r=8</w:t>
             </w:r>
           </w:p>
         </w:tc>
@@ -778,37 +883,37 @@
                 <w:sz w:val="20"/>
                 <w:szCs w:val="20"/>
               </w:rPr>
-              <w:t xml:space="preserve">86,8%</w:t>
-            </w:r>
-          </w:p>
-        </w:tc>
-        <w:tc>
-          <w:tcPr>
-            <w:tcW w:type="dxa" w:w="2000"/>
-            <w:tcBorders>
-              <w:top w:val="single" w:color="BBBBBB" w:sz="1"/>
-              <w:left w:val="single" w:color="BBBBBB" w:sz="1"/>
-              <w:bottom w:val="single" w:color="BBBBBB" w:sz="1"/>
-              <w:right w:val="single" w:color="BBBBBB" w:sz="1"/>
-            </w:tcBorders>
-            <w:shd w:fill="FFFFFF" w:val="clear"/>
-            <w:tcMar>
-              <w:top w:type="dxa" w:w="60"/>
-              <w:left w:type="dxa" w:w="100"/>
-              <w:bottom w:type="dxa" w:w="60"/>
-              <w:right w:type="dxa" w:w="100"/>
-            </w:tcMar>
-          </w:tcPr>
-          <w:p>
-            <w:r>
-              <w:rPr>
-                <w:b w:val="false"/>
-                <w:bCs w:val="false"/>
-                <w:color w:val="000000"/>
-                <w:sz w:val="20"/>
-                <w:szCs w:val="20"/>
-              </w:rPr>
-              <w:t xml:space="preserve">74,4%</w:t>
+              <w:t xml:space="preserve">295K (0,18%)</w:t>
+            </w:r>
+          </w:p>
+        </w:tc>
+        <w:tc>
+          <w:tcPr>
+            <w:tcW w:type="dxa" w:w="1600"/>
+            <w:tcBorders>
+              <w:top w:val="single" w:color="BBBBBB" w:sz="1"/>
+              <w:left w:val="single" w:color="BBBBBB" w:sz="1"/>
+              <w:bottom w:val="single" w:color="BBBBBB" w:sz="1"/>
+              <w:right w:val="single" w:color="BBBBBB" w:sz="1"/>
+            </w:tcBorders>
+            <w:shd w:fill="FFFFFF" w:val="clear"/>
+            <w:tcMar>
+              <w:top w:type="dxa" w:w="60"/>
+              <w:left w:type="dxa" w:w="100"/>
+              <w:bottom w:type="dxa" w:w="60"/>
+              <w:right w:type="dxa" w:w="100"/>
+            </w:tcMar>
+          </w:tcPr>
+          <w:p>
+            <w:r>
+              <w:rPr>
+                <w:b w:val="false"/>
+                <w:bCs w:val="false"/>
+                <w:color w:val="000000"/>
+                <w:sz w:val="20"/>
+                <w:szCs w:val="20"/>
+              </w:rPr>
+              <w:t xml:space="preserve">72,2%</w:t>
             </w:r>
           </w:p>
         </w:tc>
@@ -816,61 +921,91 @@
       <w:tr>
         <w:tc>
           <w:tcPr>
-            <w:tcW w:type="dxa" w:w="2600"/>
-            <w:tcBorders>
-              <w:top w:val="single" w:color="BBBBBB" w:sz="1"/>
-              <w:left w:val="single" w:color="BBBBBB" w:sz="1"/>
-              <w:bottom w:val="single" w:color="BBBBBB" w:sz="1"/>
-              <w:right w:val="single" w:color="BBBBBB" w:sz="1"/>
-            </w:tcBorders>
-            <w:shd w:fill="FFFFFF" w:val="clear"/>
-            <w:tcMar>
-              <w:top w:type="dxa" w:w="60"/>
-              <w:left w:type="dxa" w:w="100"/>
-              <w:bottom w:type="dxa" w:w="60"/>
-              <w:right w:type="dxa" w:w="100"/>
-            </w:tcMar>
-          </w:tcPr>
-          <w:p>
-            <w:r>
-              <w:rPr>
-                <w:b w:val="false"/>
-                <w:bCs w:val="false"/>
-                <w:color w:val="000000"/>
-                <w:sz w:val="20"/>
-                <w:szCs w:val="20"/>
-              </w:rPr>
-              <w:t xml:space="preserve">LoRA (dekoder q/v)</w:t>
-            </w:r>
-          </w:p>
-        </w:tc>
-        <w:tc>
-          <w:tcPr>
-            <w:tcW w:type="dxa" w:w="2760"/>
-            <w:tcBorders>
-              <w:top w:val="single" w:color="BBBBBB" w:sz="1"/>
-              <w:left w:val="single" w:color="BBBBBB" w:sz="1"/>
-              <w:bottom w:val="single" w:color="BBBBBB" w:sz="1"/>
-              <w:right w:val="single" w:color="BBBBBB" w:sz="1"/>
-            </w:tcBorders>
-            <w:shd w:fill="FFFFFF" w:val="clear"/>
-            <w:tcMar>
-              <w:top w:type="dxa" w:w="60"/>
-              <w:left w:type="dxa" w:w="100"/>
-              <w:bottom w:type="dxa" w:w="60"/>
-              <w:right w:type="dxa" w:w="100"/>
-            </w:tcMar>
-          </w:tcPr>
-          <w:p>
-            <w:r>
-              <w:rPr>
-                <w:b w:val="false"/>
-                <w:bCs w:val="false"/>
-                <w:color w:val="000000"/>
-                <w:sz w:val="20"/>
-                <w:szCs w:val="20"/>
-              </w:rPr>
-              <w:t xml:space="preserve">294.912 (0,18%)</w:t>
+            <w:tcW w:type="dxa" w:w="2360"/>
+            <w:tcBorders>
+              <w:top w:val="single" w:color="BBBBBB" w:sz="1"/>
+              <w:left w:val="single" w:color="BBBBBB" w:sz="1"/>
+              <w:bottom w:val="single" w:color="BBBBBB" w:sz="1"/>
+              <w:right w:val="single" w:color="BBBBBB" w:sz="1"/>
+            </w:tcBorders>
+            <w:shd w:fill="FFFFFF" w:val="clear"/>
+            <w:tcMar>
+              <w:top w:type="dxa" w:w="60"/>
+              <w:left w:type="dxa" w:w="100"/>
+              <w:bottom w:type="dxa" w:w="60"/>
+              <w:right w:type="dxa" w:w="100"/>
+            </w:tcMar>
+          </w:tcPr>
+          <w:p>
+            <w:r>
+              <w:rPr>
+                <w:b w:val="false"/>
+                <w:bCs w:val="false"/>
+                <w:color w:val="000000"/>
+                <w:sz w:val="20"/>
+                <w:szCs w:val="20"/>
+              </w:rPr>
+              <w:t xml:space="preserve">B (engleski VSR)</w:t>
+            </w:r>
+          </w:p>
+        </w:tc>
+        <w:tc>
+          <w:tcPr>
+            <w:tcW w:type="dxa" w:w="2400"/>
+            <w:tcBorders>
+              <w:top w:val="single" w:color="BBBBBB" w:sz="1"/>
+              <w:left w:val="single" w:color="BBBBBB" w:sz="1"/>
+              <w:bottom w:val="single" w:color="BBBBBB" w:sz="1"/>
+              <w:right w:val="single" w:color="BBBBBB" w:sz="1"/>
+            </w:tcBorders>
+            <w:shd w:fill="FFFFFF" w:val="clear"/>
+            <w:tcMar>
+              <w:top w:type="dxa" w:w="60"/>
+              <w:left w:type="dxa" w:w="100"/>
+              <w:bottom w:type="dxa" w:w="60"/>
+              <w:right w:type="dxa" w:w="100"/>
+            </w:tcMar>
+          </w:tcPr>
+          <w:p>
+            <w:r>
+              <w:rPr>
+                <w:b w:val="false"/>
+                <w:bCs w:val="false"/>
+                <w:color w:val="000000"/>
+                <w:sz w:val="20"/>
+                <w:szCs w:val="20"/>
+              </w:rPr>
+              <w:t xml:space="preserve">enkoder+dekoder</w:t>
+            </w:r>
+          </w:p>
+        </w:tc>
+        <w:tc>
+          <w:tcPr>
+            <w:tcW w:type="dxa" w:w="1000"/>
+            <w:tcBorders>
+              <w:top w:val="single" w:color="BBBBBB" w:sz="1"/>
+              <w:left w:val="single" w:color="BBBBBB" w:sz="1"/>
+              <w:bottom w:val="single" w:color="BBBBBB" w:sz="1"/>
+              <w:right w:val="single" w:color="BBBBBB" w:sz="1"/>
+            </w:tcBorders>
+            <w:shd w:fill="FFFFFF" w:val="clear"/>
+            <w:tcMar>
+              <w:top w:type="dxa" w:w="60"/>
+              <w:left w:type="dxa" w:w="100"/>
+              <w:bottom w:type="dxa" w:w="60"/>
+              <w:right w:type="dxa" w:w="100"/>
+            </w:tcMar>
+          </w:tcPr>
+          <w:p>
+            <w:r>
+              <w:rPr>
+                <w:b w:val="false"/>
+                <w:bCs w:val="false"/>
+                <w:color w:val="000000"/>
+                <w:sz w:val="20"/>
+                <w:szCs w:val="20"/>
+              </w:rPr>
+              <w:t xml:space="preserve">r=8</w:t>
             </w:r>
           </w:p>
         </w:tc>
@@ -900,7 +1035,129 @@
                 <w:sz w:val="20"/>
                 <w:szCs w:val="20"/>
               </w:rPr>
-              <w:t xml:space="preserve">16,5%</w:t>
+              <w:t xml:space="preserve">590K (0,37%)</w:t>
+            </w:r>
+          </w:p>
+        </w:tc>
+        <w:tc>
+          <w:tcPr>
+            <w:tcW w:type="dxa" w:w="1600"/>
+            <w:tcBorders>
+              <w:top w:val="single" w:color="BBBBBB" w:sz="1"/>
+              <w:left w:val="single" w:color="BBBBBB" w:sz="1"/>
+              <w:bottom w:val="single" w:color="BBBBBB" w:sz="1"/>
+              <w:right w:val="single" w:color="BBBBBB" w:sz="1"/>
+            </w:tcBorders>
+            <w:shd w:fill="FFFFFF" w:val="clear"/>
+            <w:tcMar>
+              <w:top w:type="dxa" w:w="60"/>
+              <w:left w:type="dxa" w:w="100"/>
+              <w:bottom w:type="dxa" w:w="60"/>
+              <w:right w:type="dxa" w:w="100"/>
+            </w:tcMar>
+          </w:tcPr>
+          <w:p>
+            <w:r>
+              <w:rPr>
+                <w:b w:val="false"/>
+                <w:bCs w:val="false"/>
+                <w:color w:val="000000"/>
+                <w:sz w:val="20"/>
+                <w:szCs w:val="20"/>
+              </w:rPr>
+              <w:t xml:space="preserve">75,9%</w:t>
+            </w:r>
+          </w:p>
+        </w:tc>
+      </w:tr>
+      <w:tr>
+        <w:tc>
+          <w:tcPr>
+            <w:tcW w:type="dxa" w:w="2360"/>
+            <w:tcBorders>
+              <w:top w:val="single" w:color="BBBBBB" w:sz="1"/>
+              <w:left w:val="single" w:color="BBBBBB" w:sz="1"/>
+              <w:bottom w:val="single" w:color="BBBBBB" w:sz="1"/>
+              <w:right w:val="single" w:color="BBBBBB" w:sz="1"/>
+            </w:tcBorders>
+            <w:shd w:fill="FFFFFF" w:val="clear"/>
+            <w:tcMar>
+              <w:top w:type="dxa" w:w="60"/>
+              <w:left w:type="dxa" w:w="100"/>
+              <w:bottom w:type="dxa" w:w="60"/>
+              <w:right w:type="dxa" w:w="100"/>
+            </w:tcMar>
+          </w:tcPr>
+          <w:p>
+            <w:r>
+              <w:rPr>
+                <w:b w:val="false"/>
+                <w:bCs w:val="false"/>
+                <w:color w:val="000000"/>
+                <w:sz w:val="20"/>
+                <w:szCs w:val="20"/>
+              </w:rPr>
+              <w:t xml:space="preserve">A (samo pretrening)</w:t>
+            </w:r>
+          </w:p>
+        </w:tc>
+        <w:tc>
+          <w:tcPr>
+            <w:tcW w:type="dxa" w:w="2400"/>
+            <w:tcBorders>
+              <w:top w:val="single" w:color="BBBBBB" w:sz="1"/>
+              <w:left w:val="single" w:color="BBBBBB" w:sz="1"/>
+              <w:bottom w:val="single" w:color="BBBBBB" w:sz="1"/>
+              <w:right w:val="single" w:color="BBBBBB" w:sz="1"/>
+            </w:tcBorders>
+            <w:shd w:fill="FFFFFF" w:val="clear"/>
+            <w:tcMar>
+              <w:top w:type="dxa" w:w="60"/>
+              <w:left w:type="dxa" w:w="100"/>
+              <w:bottom w:type="dxa" w:w="60"/>
+              <w:right w:type="dxa" w:w="100"/>
+            </w:tcMar>
+          </w:tcPr>
+          <w:p>
+            <w:r>
+              <w:rPr>
+                <w:b w:val="false"/>
+                <w:bCs w:val="false"/>
+                <w:color w:val="000000"/>
+                <w:sz w:val="20"/>
+                <w:szCs w:val="20"/>
+              </w:rPr>
+              <w:t xml:space="preserve">enkoder+dekoder</w:t>
+            </w:r>
+          </w:p>
+        </w:tc>
+        <w:tc>
+          <w:tcPr>
+            <w:tcW w:type="dxa" w:w="1000"/>
+            <w:tcBorders>
+              <w:top w:val="single" w:color="BBBBBB" w:sz="1"/>
+              <w:left w:val="single" w:color="BBBBBB" w:sz="1"/>
+              <w:bottom w:val="single" w:color="BBBBBB" w:sz="1"/>
+              <w:right w:val="single" w:color="BBBBBB" w:sz="1"/>
+            </w:tcBorders>
+            <w:shd w:fill="FFFFFF" w:val="clear"/>
+            <w:tcMar>
+              <w:top w:type="dxa" w:w="60"/>
+              <w:left w:type="dxa" w:w="100"/>
+              <w:bottom w:type="dxa" w:w="60"/>
+              <w:right w:type="dxa" w:w="100"/>
+            </w:tcMar>
+          </w:tcPr>
+          <w:p>
+            <w:r>
+              <w:rPr>
+                <w:b w:val="false"/>
+                <w:bCs w:val="false"/>
+                <w:color w:val="000000"/>
+                <w:sz w:val="20"/>
+                <w:szCs w:val="20"/>
+              </w:rPr>
+              <w:t xml:space="preserve">r=8</w:t>
             </w:r>
           </w:p>
         </w:tc>
@@ -930,12 +1187,203 @@
                 <w:sz w:val="20"/>
                 <w:szCs w:val="20"/>
               </w:rPr>
-              <w:t xml:space="preserve">93,6%</w:t>
+              <w:t xml:space="preserve">590K (0,37%)</w:t>
+            </w:r>
+          </w:p>
+        </w:tc>
+        <w:tc>
+          <w:tcPr>
+            <w:tcW w:type="dxa" w:w="1600"/>
+            <w:tcBorders>
+              <w:top w:val="single" w:color="BBBBBB" w:sz="1"/>
+              <w:left w:val="single" w:color="BBBBBB" w:sz="1"/>
+              <w:bottom w:val="single" w:color="BBBBBB" w:sz="1"/>
+              <w:right w:val="single" w:color="BBBBBB" w:sz="1"/>
+            </w:tcBorders>
+            <w:shd w:fill="FFFFFF" w:val="clear"/>
+            <w:tcMar>
+              <w:top w:type="dxa" w:w="60"/>
+              <w:left w:type="dxa" w:w="100"/>
+              <w:bottom w:type="dxa" w:w="60"/>
+              <w:right w:type="dxa" w:w="100"/>
+            </w:tcMar>
+          </w:tcPr>
+          <w:p>
+            <w:r>
+              <w:rPr>
+                <w:b w:val="false"/>
+                <w:bCs w:val="false"/>
+                <w:color w:val="000000"/>
+                <w:sz w:val="20"/>
+                <w:szCs w:val="20"/>
+              </w:rPr>
+              <w:t xml:space="preserve">71,7%</w:t>
+            </w:r>
+          </w:p>
+        </w:tc>
+      </w:tr>
+      <w:tr>
+        <w:tc>
+          <w:tcPr>
+            <w:tcW w:type="dxa" w:w="2360"/>
+            <w:tcBorders>
+              <w:top w:val="single" w:color="BBBBBB" w:sz="1"/>
+              <w:left w:val="single" w:color="BBBBBB" w:sz="1"/>
+              <w:bottom w:val="single" w:color="BBBBBB" w:sz="1"/>
+              <w:right w:val="single" w:color="BBBBBB" w:sz="1"/>
+            </w:tcBorders>
+            <w:shd w:fill="FFFFFF" w:val="clear"/>
+            <w:tcMar>
+              <w:top w:type="dxa" w:w="60"/>
+              <w:left w:type="dxa" w:w="100"/>
+              <w:bottom w:type="dxa" w:w="60"/>
+              <w:right w:type="dxa" w:w="100"/>
+            </w:tcMar>
+          </w:tcPr>
+          <w:p>
+            <w:r>
+              <w:rPr>
+                <w:b w:val="false"/>
+                <w:bCs w:val="false"/>
+                <w:color w:val="000000"/>
+                <w:sz w:val="20"/>
+                <w:szCs w:val="20"/>
+              </w:rPr>
+              <w:t xml:space="preserve">B (engleski VSR)</w:t>
+            </w:r>
+          </w:p>
+        </w:tc>
+        <w:tc>
+          <w:tcPr>
+            <w:tcW w:type="dxa" w:w="2400"/>
+            <w:tcBorders>
+              <w:top w:val="single" w:color="BBBBBB" w:sz="1"/>
+              <w:left w:val="single" w:color="BBBBBB" w:sz="1"/>
+              <w:bottom w:val="single" w:color="BBBBBB" w:sz="1"/>
+              <w:right w:val="single" w:color="BBBBBB" w:sz="1"/>
+            </w:tcBorders>
+            <w:shd w:fill="FFFFFF" w:val="clear"/>
+            <w:tcMar>
+              <w:top w:type="dxa" w:w="60"/>
+              <w:left w:type="dxa" w:w="100"/>
+              <w:bottom w:type="dxa" w:w="60"/>
+              <w:right w:type="dxa" w:w="100"/>
+            </w:tcMar>
+          </w:tcPr>
+          <w:p>
+            <w:r>
+              <w:rPr>
+                <w:b w:val="false"/>
+                <w:bCs w:val="false"/>
+                <w:color w:val="000000"/>
+                <w:sz w:val="20"/>
+                <w:szCs w:val="20"/>
+              </w:rPr>
+              <w:t xml:space="preserve">samo dekoder</w:t>
+            </w:r>
+          </w:p>
+        </w:tc>
+        <w:tc>
+          <w:tcPr>
+            <w:tcW w:type="dxa" w:w="1000"/>
+            <w:tcBorders>
+              <w:top w:val="single" w:color="BBBBBB" w:sz="1"/>
+              <w:left w:val="single" w:color="BBBBBB" w:sz="1"/>
+              <w:bottom w:val="single" w:color="BBBBBB" w:sz="1"/>
+              <w:right w:val="single" w:color="BBBBBB" w:sz="1"/>
+            </w:tcBorders>
+            <w:shd w:fill="FFFFFF" w:val="clear"/>
+            <w:tcMar>
+              <w:top w:type="dxa" w:w="60"/>
+              <w:left w:type="dxa" w:w="100"/>
+              <w:bottom w:type="dxa" w:w="60"/>
+              <w:right w:type="dxa" w:w="100"/>
+            </w:tcMar>
+          </w:tcPr>
+          <w:p>
+            <w:r>
+              <w:rPr>
+                <w:b w:val="false"/>
+                <w:bCs w:val="false"/>
+                <w:color w:val="000000"/>
+                <w:sz w:val="20"/>
+                <w:szCs w:val="20"/>
+              </w:rPr>
+              <w:t xml:space="preserve">r=4</w:t>
+            </w:r>
+          </w:p>
+        </w:tc>
+        <w:tc>
+          <w:tcPr>
+            <w:tcW w:type="dxa" w:w="2000"/>
+            <w:tcBorders>
+              <w:top w:val="single" w:color="BBBBBB" w:sz="1"/>
+              <w:left w:val="single" w:color="BBBBBB" w:sz="1"/>
+              <w:bottom w:val="single" w:color="BBBBBB" w:sz="1"/>
+              <w:right w:val="single" w:color="BBBBBB" w:sz="1"/>
+            </w:tcBorders>
+            <w:shd w:fill="FFFFFF" w:val="clear"/>
+            <w:tcMar>
+              <w:top w:type="dxa" w:w="60"/>
+              <w:left w:type="dxa" w:w="100"/>
+              <w:bottom w:type="dxa" w:w="60"/>
+              <w:right w:type="dxa" w:w="100"/>
+            </w:tcMar>
+          </w:tcPr>
+          <w:p>
+            <w:r>
+              <w:rPr>
+                <w:b w:val="false"/>
+                <w:bCs w:val="false"/>
+                <w:color w:val="000000"/>
+                <w:sz w:val="20"/>
+                <w:szCs w:val="20"/>
+              </w:rPr>
+              <w:t xml:space="preserve">147K (0,09%)</w:t>
+            </w:r>
+          </w:p>
+        </w:tc>
+        <w:tc>
+          <w:tcPr>
+            <w:tcW w:type="dxa" w:w="1600"/>
+            <w:tcBorders>
+              <w:top w:val="single" w:color="BBBBBB" w:sz="1"/>
+              <w:left w:val="single" w:color="BBBBBB" w:sz="1"/>
+              <w:bottom w:val="single" w:color="BBBBBB" w:sz="1"/>
+              <w:right w:val="single" w:color="BBBBBB" w:sz="1"/>
+            </w:tcBorders>
+            <w:shd w:fill="FFFFFF" w:val="clear"/>
+            <w:tcMar>
+              <w:top w:type="dxa" w:w="60"/>
+              <w:left w:type="dxa" w:w="100"/>
+              <w:bottom w:type="dxa" w:w="60"/>
+              <w:right w:type="dxa" w:w="100"/>
+            </w:tcMar>
+          </w:tcPr>
+          <w:p>
+            <w:r>
+              <w:rPr>
+                <w:b w:val="false"/>
+                <w:bCs w:val="false"/>
+                <w:color w:val="000000"/>
+                <w:sz w:val="20"/>
+                <w:szCs w:val="20"/>
+              </w:rPr>
+              <w:t xml:space="preserve">74,3%</w:t>
             </w:r>
           </w:p>
         </w:tc>
       </w:tr>
     </w:tbl>
+    <w:p>
+      <w:pPr>
+        <w:spacing w:after="120"/>
+        <w:jc w:val="both"/>
+      </w:pPr>
+      <w:r>
+        <w:t xml:space="preserve">Sve četiri konfiguracije daju WER u uskom opsegu 71,7–75,9% (raspon 4,2 procentna poena). Model uspešno prepoznaje kratke, strukturisane iskaze (brojevi, komande, dani u nedelji), dok se na dužim slobodnim rečenicama degradira. Od 311 test klipova, 35% je prepoznato sa ≥80% tačnih reči, dok je 56% uglavnom pogrešno — što pokazuje da model jeste naučio srpsko čitanje sa usana, ali mu nedostaje podataka (~2,7 h) za slobodan govor.</w:t>
+      </w:r>
+    </w:p>
     <w:p>
       <w:pPr>
         <w:spacing w:after="120"/>
@@ -949,7 +1397,7 @@
         <w:t xml:space="preserve">Primer predikcije </w:t>
       </w:r>
       <w:r>
-        <w:t xml:space="preserve">(puni fine-tuning; REF = tačan transkript, HYP = predikcija modela iz nemog videa):</w:t>
+        <w:t xml:space="preserve">(REF = tačan transkript, HYP = predikcija iz nemog videa):</w:t>
       </w:r>
     </w:p>
     <w:p>
@@ -963,7 +1411,7 @@
           <w:sz w:val="18"/>
           <w:szCs w:val="18"/>
         </w:rPr>
-        <w:t xml:space="preserve">REF: we were wrong</w:t>
+        <w:t xml:space="preserve">REF: potvrdi odustani obriši pošalji dalje početak kraj</w:t>
       </w:r>
     </w:p>
     <w:p>
@@ -977,7 +1425,7 @@
           <w:sz w:val="18"/>
           <w:szCs w:val="18"/>
         </w:rPr>
-        <w:t xml:space="preserve">HYP: what we were wrong</w:t>
+        <w:t xml:space="preserve">HYP: potvrdi odustani obriši pošalji dalje početak kraj      (tačno)</w:t>
       </w:r>
     </w:p>
     <w:p>
@@ -1005,7 +1453,7 @@
           <w:sz w:val="18"/>
           <w:szCs w:val="18"/>
         </w:rPr>
-        <w:t xml:space="preserve">REF: it turned out that we were doing a lot of low level drug cases ...</w:t>
+        <w:t xml:space="preserve">REF: pošto idealizujete ne samo partnera već i druge ljude ...</w:t>
       </w:r>
     </w:p>
     <w:p>
@@ -1019,7 +1467,15 @@
           <w:sz w:val="18"/>
           <w:szCs w:val="18"/>
         </w:rPr>
-        <w:t xml:space="preserve">HYP: it turns out out that we were a lot of our lot of ...</w:t>
+        <w:t xml:space="preserve">HYP: pošto idealizujete ne samo partnera već i druge ...     (delimično)</w:t>
+      </w:r>
+    </w:p>
+    <w:p>
+      <w:pPr>
+        <w:pStyle w:val="Heading2"/>
+      </w:pPr>
+      <w:r>
+        <w:t xml:space="preserve">3.2 Unakrsna validacija — ključni nalaz</w:t>
       </w:r>
     </w:p>
     <w:p>
@@ -1028,63 +1484,501 @@
         <w:jc w:val="both"/>
       </w:pPr>
       <w:r>
-        <w:t xml:space="preserve">Iako WER ostaje visok, model uspešno prepoznaje reči isključivo iz pokreta usana (u prvom primeru 3 od 4 reči tačno), što potvrđuje da ceo lanac — pretprocesiranje, pretrenirani enkoder, seq2seq fine-tuning, beam-search dekodiranje i računanje WER-a — radi ispravno na stvarnim podacima.</w:t>
-      </w:r>
-    </w:p>
-    <w:p>
-      <w:pPr>
-        <w:pStyle w:val="Heading2"/>
-      </w:pPr>
-      <w:r>
-        <w:t xml:space="preserve">3.2 Diskusija</w:t>
-      </w:r>
-    </w:p>
+        <w:t xml:space="preserve">Pošto se rezultati četiri konfiguracije grupišu vrlo tesno, urađena je trostruka unakrsna validacija po govornicima (leave-N-speakers-out) za najbolju konfiguraciju (r=8, samo dekoder), rotiranjem koji su govornici u test skupu:</w:t>
+      </w:r>
+    </w:p>
+    <w:tbl>
+      <w:tblPr>
+        <w:tblW w:type="dxa" w:w="9360"/>
+        <w:tblBorders>
+          <w:top w:val="single" w:color="auto" w:sz="4"/>
+          <w:left w:val="single" w:color="auto" w:sz="4"/>
+          <w:bottom w:val="single" w:color="auto" w:sz="4"/>
+          <w:right w:val="single" w:color="auto" w:sz="4"/>
+          <w:insideH w:val="single" w:color="auto" w:sz="4"/>
+          <w:insideV w:val="single" w:color="auto" w:sz="4"/>
+        </w:tblBorders>
+      </w:tblPr>
+      <w:tblGrid>
+        <w:gridCol w:w="1800"/>
+        <w:gridCol w:w="3760"/>
+        <w:gridCol w:w="3800"/>
+      </w:tblGrid>
+      <w:tr>
+        <w:tc>
+          <w:tcPr>
+            <w:tcW w:type="dxa" w:w="1800"/>
+            <w:tcBorders>
+              <w:top w:val="single" w:color="BBBBBB" w:sz="1"/>
+              <w:left w:val="single" w:color="BBBBBB" w:sz="1"/>
+              <w:bottom w:val="single" w:color="BBBBBB" w:sz="1"/>
+              <w:right w:val="single" w:color="BBBBBB" w:sz="1"/>
+            </w:tcBorders>
+            <w:shd w:fill="2E75B6" w:val="clear"/>
+            <w:tcMar>
+              <w:top w:type="dxa" w:w="60"/>
+              <w:left w:type="dxa" w:w="100"/>
+              <w:bottom w:type="dxa" w:w="60"/>
+              <w:right w:type="dxa" w:w="100"/>
+            </w:tcMar>
+          </w:tcPr>
+          <w:p>
+            <w:r>
+              <w:rPr>
+                <w:b/>
+                <w:bCs/>
+                <w:color w:val="FFFFFF"/>
+                <w:sz w:val="20"/>
+                <w:szCs w:val="20"/>
+              </w:rPr>
+              <w:t xml:space="preserve">Fold</w:t>
+            </w:r>
+          </w:p>
+        </w:tc>
+        <w:tc>
+          <w:tcPr>
+            <w:tcW w:type="dxa" w:w="3760"/>
+            <w:tcBorders>
+              <w:top w:val="single" w:color="BBBBBB" w:sz="1"/>
+              <w:left w:val="single" w:color="BBBBBB" w:sz="1"/>
+              <w:bottom w:val="single" w:color="BBBBBB" w:sz="1"/>
+              <w:right w:val="single" w:color="BBBBBB" w:sz="1"/>
+            </w:tcBorders>
+            <w:shd w:fill="2E75B6" w:val="clear"/>
+            <w:tcMar>
+              <w:top w:type="dxa" w:w="60"/>
+              <w:left w:type="dxa" w:w="100"/>
+              <w:bottom w:type="dxa" w:w="60"/>
+              <w:right w:type="dxa" w:w="100"/>
+            </w:tcMar>
+          </w:tcPr>
+          <w:p>
+            <w:r>
+              <w:rPr>
+                <w:b/>
+                <w:bCs/>
+                <w:color w:val="FFFFFF"/>
+                <w:sz w:val="20"/>
+                <w:szCs w:val="20"/>
+              </w:rPr>
+              <w:t xml:space="preserve">Test govornici</w:t>
+            </w:r>
+          </w:p>
+        </w:tc>
+        <w:tc>
+          <w:tcPr>
+            <w:tcW w:type="dxa" w:w="3800"/>
+            <w:tcBorders>
+              <w:top w:val="single" w:color="BBBBBB" w:sz="1"/>
+              <w:left w:val="single" w:color="BBBBBB" w:sz="1"/>
+              <w:bottom w:val="single" w:color="BBBBBB" w:sz="1"/>
+              <w:right w:val="single" w:color="BBBBBB" w:sz="1"/>
+            </w:tcBorders>
+            <w:shd w:fill="2E75B6" w:val="clear"/>
+            <w:tcMar>
+              <w:top w:type="dxa" w:w="60"/>
+              <w:left w:type="dxa" w:w="100"/>
+              <w:bottom w:type="dxa" w:w="60"/>
+              <w:right w:type="dxa" w:w="100"/>
+            </w:tcMar>
+          </w:tcPr>
+          <w:p>
+            <w:r>
+              <w:rPr>
+                <w:b/>
+                <w:bCs/>
+                <w:color w:val="FFFFFF"/>
+                <w:sz w:val="20"/>
+                <w:szCs w:val="20"/>
+              </w:rPr>
+              <w:t xml:space="preserve">WER</w:t>
+            </w:r>
+          </w:p>
+        </w:tc>
+      </w:tr>
+      <w:tr>
+        <w:tc>
+          <w:tcPr>
+            <w:tcW w:type="dxa" w:w="1800"/>
+            <w:tcBorders>
+              <w:top w:val="single" w:color="BBBBBB" w:sz="1"/>
+              <w:left w:val="single" w:color="BBBBBB" w:sz="1"/>
+              <w:bottom w:val="single" w:color="BBBBBB" w:sz="1"/>
+              <w:right w:val="single" w:color="BBBBBB" w:sz="1"/>
+            </w:tcBorders>
+            <w:shd w:fill="FFFFFF" w:val="clear"/>
+            <w:tcMar>
+              <w:top w:type="dxa" w:w="60"/>
+              <w:left w:type="dxa" w:w="100"/>
+              <w:bottom w:type="dxa" w:w="60"/>
+              <w:right w:type="dxa" w:w="100"/>
+            </w:tcMar>
+          </w:tcPr>
+          <w:p>
+            <w:r>
+              <w:rPr>
+                <w:b w:val="false"/>
+                <w:bCs w:val="false"/>
+                <w:color w:val="000000"/>
+                <w:sz w:val="20"/>
+                <w:szCs w:val="20"/>
+              </w:rPr>
+              <w:t xml:space="preserve">A</w:t>
+            </w:r>
+          </w:p>
+        </w:tc>
+        <w:tc>
+          <w:tcPr>
+            <w:tcW w:type="dxa" w:w="3760"/>
+            <w:tcBorders>
+              <w:top w:val="single" w:color="BBBBBB" w:sz="1"/>
+              <w:left w:val="single" w:color="BBBBBB" w:sz="1"/>
+              <w:bottom w:val="single" w:color="BBBBBB" w:sz="1"/>
+              <w:right w:val="single" w:color="BBBBBB" w:sz="1"/>
+            </w:tcBorders>
+            <w:shd w:fill="FFFFFF" w:val="clear"/>
+            <w:tcMar>
+              <w:top w:type="dxa" w:w="60"/>
+              <w:left w:type="dxa" w:w="100"/>
+              <w:bottom w:type="dxa" w:w="60"/>
+              <w:right w:type="dxa" w:w="100"/>
+            </w:tcMar>
+          </w:tcPr>
+          <w:p>
+            <w:r>
+              <w:rPr>
+                <w:b w:val="false"/>
+                <w:bCs w:val="false"/>
+                <w:color w:val="000000"/>
+                <w:sz w:val="20"/>
+                <w:szCs w:val="20"/>
+              </w:rPr>
+              <w:t xml:space="preserve">spk01–04</w:t>
+            </w:r>
+          </w:p>
+        </w:tc>
+        <w:tc>
+          <w:tcPr>
+            <w:tcW w:type="dxa" w:w="3800"/>
+            <w:tcBorders>
+              <w:top w:val="single" w:color="BBBBBB" w:sz="1"/>
+              <w:left w:val="single" w:color="BBBBBB" w:sz="1"/>
+              <w:bottom w:val="single" w:color="BBBBBB" w:sz="1"/>
+              <w:right w:val="single" w:color="BBBBBB" w:sz="1"/>
+            </w:tcBorders>
+            <w:shd w:fill="FFFFFF" w:val="clear"/>
+            <w:tcMar>
+              <w:top w:type="dxa" w:w="60"/>
+              <w:left w:type="dxa" w:w="100"/>
+              <w:bottom w:type="dxa" w:w="60"/>
+              <w:right w:type="dxa" w:w="100"/>
+            </w:tcMar>
+          </w:tcPr>
+          <w:p>
+            <w:r>
+              <w:rPr>
+                <w:b w:val="false"/>
+                <w:bCs w:val="false"/>
+                <w:color w:val="000000"/>
+                <w:sz w:val="20"/>
+                <w:szCs w:val="20"/>
+              </w:rPr>
+              <w:t xml:space="preserve">70,9%</w:t>
+            </w:r>
+          </w:p>
+        </w:tc>
+      </w:tr>
+      <w:tr>
+        <w:tc>
+          <w:tcPr>
+            <w:tcW w:type="dxa" w:w="1800"/>
+            <w:tcBorders>
+              <w:top w:val="single" w:color="BBBBBB" w:sz="1"/>
+              <w:left w:val="single" w:color="BBBBBB" w:sz="1"/>
+              <w:bottom w:val="single" w:color="BBBBBB" w:sz="1"/>
+              <w:right w:val="single" w:color="BBBBBB" w:sz="1"/>
+            </w:tcBorders>
+            <w:shd w:fill="FFFFFF" w:val="clear"/>
+            <w:tcMar>
+              <w:top w:type="dxa" w:w="60"/>
+              <w:left w:type="dxa" w:w="100"/>
+              <w:bottom w:type="dxa" w:w="60"/>
+              <w:right w:type="dxa" w:w="100"/>
+            </w:tcMar>
+          </w:tcPr>
+          <w:p>
+            <w:r>
+              <w:rPr>
+                <w:b w:val="false"/>
+                <w:bCs w:val="false"/>
+                <w:color w:val="000000"/>
+                <w:sz w:val="20"/>
+                <w:szCs w:val="20"/>
+              </w:rPr>
+              <w:t xml:space="preserve">B</w:t>
+            </w:r>
+          </w:p>
+        </w:tc>
+        <w:tc>
+          <w:tcPr>
+            <w:tcW w:type="dxa" w:w="3760"/>
+            <w:tcBorders>
+              <w:top w:val="single" w:color="BBBBBB" w:sz="1"/>
+              <w:left w:val="single" w:color="BBBBBB" w:sz="1"/>
+              <w:bottom w:val="single" w:color="BBBBBB" w:sz="1"/>
+              <w:right w:val="single" w:color="BBBBBB" w:sz="1"/>
+            </w:tcBorders>
+            <w:shd w:fill="FFFFFF" w:val="clear"/>
+            <w:tcMar>
+              <w:top w:type="dxa" w:w="60"/>
+              <w:left w:type="dxa" w:w="100"/>
+              <w:bottom w:type="dxa" w:w="60"/>
+              <w:right w:type="dxa" w:w="100"/>
+            </w:tcMar>
+          </w:tcPr>
+          <w:p>
+            <w:r>
+              <w:rPr>
+                <w:b w:val="false"/>
+                <w:bCs w:val="false"/>
+                <w:color w:val="000000"/>
+                <w:sz w:val="20"/>
+                <w:szCs w:val="20"/>
+              </w:rPr>
+              <w:t xml:space="preserve">spk11–14</w:t>
+            </w:r>
+          </w:p>
+        </w:tc>
+        <w:tc>
+          <w:tcPr>
+            <w:tcW w:type="dxa" w:w="3800"/>
+            <w:tcBorders>
+              <w:top w:val="single" w:color="BBBBBB" w:sz="1"/>
+              <w:left w:val="single" w:color="BBBBBB" w:sz="1"/>
+              <w:bottom w:val="single" w:color="BBBBBB" w:sz="1"/>
+              <w:right w:val="single" w:color="BBBBBB" w:sz="1"/>
+            </w:tcBorders>
+            <w:shd w:fill="FFFFFF" w:val="clear"/>
+            <w:tcMar>
+              <w:top w:type="dxa" w:w="60"/>
+              <w:left w:type="dxa" w:w="100"/>
+              <w:bottom w:type="dxa" w:w="60"/>
+              <w:right w:type="dxa" w:w="100"/>
+            </w:tcMar>
+          </w:tcPr>
+          <w:p>
+            <w:r>
+              <w:rPr>
+                <w:b w:val="false"/>
+                <w:bCs w:val="false"/>
+                <w:color w:val="000000"/>
+                <w:sz w:val="20"/>
+                <w:szCs w:val="20"/>
+              </w:rPr>
+              <w:t xml:space="preserve">81,6%</w:t>
+            </w:r>
+          </w:p>
+        </w:tc>
+      </w:tr>
+      <w:tr>
+        <w:tc>
+          <w:tcPr>
+            <w:tcW w:type="dxa" w:w="1800"/>
+            <w:tcBorders>
+              <w:top w:val="single" w:color="BBBBBB" w:sz="1"/>
+              <w:left w:val="single" w:color="BBBBBB" w:sz="1"/>
+              <w:bottom w:val="single" w:color="BBBBBB" w:sz="1"/>
+              <w:right w:val="single" w:color="BBBBBB" w:sz="1"/>
+            </w:tcBorders>
+            <w:shd w:fill="FFFFFF" w:val="clear"/>
+            <w:tcMar>
+              <w:top w:type="dxa" w:w="60"/>
+              <w:left w:type="dxa" w:w="100"/>
+              <w:bottom w:type="dxa" w:w="60"/>
+              <w:right w:type="dxa" w:w="100"/>
+            </w:tcMar>
+          </w:tcPr>
+          <w:p>
+            <w:r>
+              <w:rPr>
+                <w:b w:val="false"/>
+                <w:bCs w:val="false"/>
+                <w:color w:val="000000"/>
+                <w:sz w:val="20"/>
+                <w:szCs w:val="20"/>
+              </w:rPr>
+              <w:t xml:space="preserve">C</w:t>
+            </w:r>
+          </w:p>
+        </w:tc>
+        <w:tc>
+          <w:tcPr>
+            <w:tcW w:type="dxa" w:w="3760"/>
+            <w:tcBorders>
+              <w:top w:val="single" w:color="BBBBBB" w:sz="1"/>
+              <w:left w:val="single" w:color="BBBBBB" w:sz="1"/>
+              <w:bottom w:val="single" w:color="BBBBBB" w:sz="1"/>
+              <w:right w:val="single" w:color="BBBBBB" w:sz="1"/>
+            </w:tcBorders>
+            <w:shd w:fill="FFFFFF" w:val="clear"/>
+            <w:tcMar>
+              <w:top w:type="dxa" w:w="60"/>
+              <w:left w:type="dxa" w:w="100"/>
+              <w:bottom w:type="dxa" w:w="60"/>
+              <w:right w:type="dxa" w:w="100"/>
+            </w:tcMar>
+          </w:tcPr>
+          <w:p>
+            <w:r>
+              <w:rPr>
+                <w:b w:val="false"/>
+                <w:bCs w:val="false"/>
+                <w:color w:val="000000"/>
+                <w:sz w:val="20"/>
+                <w:szCs w:val="20"/>
+              </w:rPr>
+              <w:t xml:space="preserve">spk27–30</w:t>
+            </w:r>
+          </w:p>
+        </w:tc>
+        <w:tc>
+          <w:tcPr>
+            <w:tcW w:type="dxa" w:w="3800"/>
+            <w:tcBorders>
+              <w:top w:val="single" w:color="BBBBBB" w:sz="1"/>
+              <w:left w:val="single" w:color="BBBBBB" w:sz="1"/>
+              <w:bottom w:val="single" w:color="BBBBBB" w:sz="1"/>
+              <w:right w:val="single" w:color="BBBBBB" w:sz="1"/>
+            </w:tcBorders>
+            <w:shd w:fill="FFFFFF" w:val="clear"/>
+            <w:tcMar>
+              <w:top w:type="dxa" w:w="60"/>
+              <w:left w:type="dxa" w:w="100"/>
+              <w:bottom w:type="dxa" w:w="60"/>
+              <w:right w:type="dxa" w:w="100"/>
+            </w:tcMar>
+          </w:tcPr>
+          <w:p>
+            <w:r>
+              <w:rPr>
+                <w:b w:val="false"/>
+                <w:bCs w:val="false"/>
+                <w:color w:val="000000"/>
+                <w:sz w:val="20"/>
+                <w:szCs w:val="20"/>
+              </w:rPr>
+              <w:t xml:space="preserve">74,0%</w:t>
+            </w:r>
+          </w:p>
+        </w:tc>
+      </w:tr>
+      <w:tr>
+        <w:tc>
+          <w:tcPr>
+            <w:tcW w:type="dxa" w:w="1800"/>
+            <w:tcBorders>
+              <w:top w:val="single" w:color="BBBBBB" w:sz="1"/>
+              <w:left w:val="single" w:color="BBBBBB" w:sz="1"/>
+              <w:bottom w:val="single" w:color="BBBBBB" w:sz="1"/>
+              <w:right w:val="single" w:color="BBBBBB" w:sz="1"/>
+            </w:tcBorders>
+            <w:shd w:fill="FFFFFF" w:val="clear"/>
+            <w:tcMar>
+              <w:top w:type="dxa" w:w="60"/>
+              <w:left w:type="dxa" w:w="100"/>
+              <w:bottom w:type="dxa" w:w="60"/>
+              <w:right w:type="dxa" w:w="100"/>
+            </w:tcMar>
+          </w:tcPr>
+          <w:p>
+            <w:r>
+              <w:rPr>
+                <w:b w:val="false"/>
+                <w:bCs w:val="false"/>
+                <w:color w:val="000000"/>
+                <w:sz w:val="20"/>
+                <w:szCs w:val="20"/>
+              </w:rPr>
+              <w:t xml:space="preserve">Prosek ± std</w:t>
+            </w:r>
+          </w:p>
+        </w:tc>
+        <w:tc>
+          <w:tcPr>
+            <w:tcW w:type="dxa" w:w="3760"/>
+            <w:tcBorders>
+              <w:top w:val="single" w:color="BBBBBB" w:sz="1"/>
+              <w:left w:val="single" w:color="BBBBBB" w:sz="1"/>
+              <w:bottom w:val="single" w:color="BBBBBB" w:sz="1"/>
+              <w:right w:val="single" w:color="BBBBBB" w:sz="1"/>
+            </w:tcBorders>
+            <w:shd w:fill="FFFFFF" w:val="clear"/>
+            <w:tcMar>
+              <w:top w:type="dxa" w:w="60"/>
+              <w:left w:type="dxa" w:w="100"/>
+              <w:bottom w:type="dxa" w:w="60"/>
+              <w:right w:type="dxa" w:w="100"/>
+            </w:tcMar>
+          </w:tcPr>
+          <w:p>
+            <w:r>
+              <w:rPr>
+                <w:b w:val="false"/>
+                <w:bCs w:val="false"/>
+                <w:color w:val="000000"/>
+                <w:sz w:val="20"/>
+                <w:szCs w:val="20"/>
+              </w:rPr>
+              <w:t xml:space="preserve"/>
+            </w:r>
+          </w:p>
+        </w:tc>
+        <w:tc>
+          <w:tcPr>
+            <w:tcW w:type="dxa" w:w="3800"/>
+            <w:tcBorders>
+              <w:top w:val="single" w:color="BBBBBB" w:sz="1"/>
+              <w:left w:val="single" w:color="BBBBBB" w:sz="1"/>
+              <w:bottom w:val="single" w:color="BBBBBB" w:sz="1"/>
+              <w:right w:val="single" w:color="BBBBBB" w:sz="1"/>
+            </w:tcBorders>
+            <w:shd w:fill="FFFFFF" w:val="clear"/>
+            <w:tcMar>
+              <w:top w:type="dxa" w:w="60"/>
+              <w:left w:type="dxa" w:w="100"/>
+              <w:bottom w:type="dxa" w:w="60"/>
+              <w:right w:type="dxa" w:w="100"/>
+            </w:tcMar>
+          </w:tcPr>
+          <w:p>
+            <w:r>
+              <w:rPr>
+                <w:b w:val="false"/>
+                <w:bCs w:val="false"/>
+                <w:color w:val="000000"/>
+                <w:sz w:val="20"/>
+                <w:szCs w:val="20"/>
+              </w:rPr>
+              <w:t xml:space="preserve">75,5% ± 5,5%</w:t>
+            </w:r>
+          </w:p>
+        </w:tc>
+      </w:tr>
+    </w:tbl>
     <w:p>
       <w:pPr>
         <w:spacing w:after="120"/>
         <w:jc w:val="both"/>
       </w:pPr>
       <w:r>
-        <w:t xml:space="preserve">Dobijeni WER (74,4%) je znatno viši od rezultata iz originalnog rada (26–32%). Razlike su očekivane i posledica su namerno smanjene postavke, u skladu sa ciljem rada:</w:t>
-      </w:r>
-    </w:p>
-    <w:p>
-      <w:pPr>
-        <w:pStyle w:val="ListParagraph"/>
-        <w:numPr>
-          <w:ilvl w:val="0"/>
-          <w:numId w:val="2"/>
-        </w:numPr>
-        <w:spacing w:after="60"/>
-      </w:pPr>
-      <w:r>
-        <w:t xml:space="preserve">Količina podataka: 3.000 klipova (oko 2–3 sata) naspram 433 sata u originalu — oko 150× manje.</w:t>
-      </w:r>
-    </w:p>
-    <w:p>
-      <w:pPr>
-        <w:pStyle w:val="ListParagraph"/>
-        <w:numPr>
-          <w:ilvl w:val="0"/>
-          <w:numId w:val="2"/>
-        </w:numPr>
-        <w:spacing w:after="60"/>
-      </w:pPr>
-      <w:r>
-        <w:t xml:space="preserve">Dužina obuke: 3.000 koraka naspram 30.000 — 10× kraće.</w:t>
-      </w:r>
-    </w:p>
-    <w:p>
-      <w:pPr>
-        <w:pStyle w:val="ListParagraph"/>
-        <w:numPr>
-          <w:ilvl w:val="0"/>
-          <w:numId w:val="2"/>
-        </w:numPr>
-        <w:spacing w:after="60"/>
-      </w:pPr>
-      <w:r>
-        <w:t xml:space="preserve">Cilj: potvrda ispravnosti koda i uvid u model, a ne optimizacija WER-a.</w:t>
+        <w:rPr>
+          <w:b/>
+          <w:bCs/>
+        </w:rPr>
+        <w:t xml:space="preserve">Varijansa između foldova (raspon 10,7 p.p.) je više nego dvostruko veća od razlike između svih konfiguracija (4,2 p.p.). </w:t>
+      </w:r>
+      <w:r>
+        <w:t xml:space="preserve">Zaključak: razlike između arhitektonskih izbora (dekoder vs enkoder+dekoder, r=4 vs r=8, enkoder A vs B) su unutar šuma — manje od variranja koje potiče prosto od toga koji govornici su u test skupu. Neki govornici se jednostavno lakše čitaju sa usana. Dominantni faktor WER-a je izbor test govornika, a ne arhitektura.</w:t>
       </w:r>
     </w:p>
     <w:p>
@@ -1093,7 +1987,15 @@
         <w:jc w:val="both"/>
       </w:pPr>
       <w:r>
-        <w:t xml:space="preserve">Poređenje punog fine-tuninga i LoRA je poučno. Na ovom malom skupu i na istom (engleskom) jeziku, puni fine-tuning postiže bolji WER jer njegov veći kapacitet i delimično odmrzavanje enkodera omogućavaju bolje uklapanje u podatke (visoka train tačnost 86,8% delom je i preprilagođavanje). LoRA, sa svega 0,18% obučavanih parametara, ne može da «zapamti» mali skup na isti način (train tačnost 16,5%), pa je na ovom scenariju slabija. Međutim, prava prednost LoRA se očekuje u scenariju sa malo podataka i promenom jezika (AI-SPEAK, srpski), gde bi puni fine-tuning lako preprilagodio model. Time je i glavna svrha LoRA eksperimenta na LRS3 bila da se validira ispravnost LoRA implementacije pre prelaska na srpski — što je uspešno urađeno (tokom validacije je otkrivena i ispravljena greška u ophođenju sa atributima linearnog sloja).</w:t>
+        <w:t xml:space="preserve">Ovo je metodološki važno: da smo se oslonili na po jedan pokretaj, pogrešno bismo zaključili da je npr. enkoder A (71,7%) bolji od B (75,9%) — a unakrsna validacija pokazuje da je ta razlika manja od varijanse jednog folda.</w:t>
+      </w:r>
+    </w:p>
+    <w:p>
+      <w:pPr>
+        <w:pStyle w:val="Heading2"/>
+      </w:pPr>
+      <w:r>
+        <w:t xml:space="preserve">3.3 LRS3 podskup — provera ispravnosti toka</w:t>
       </w:r>
     </w:p>
     <w:p>
@@ -1102,24 +2004,318 @@
         <w:jc w:val="both"/>
       </w:pPr>
       <w:r>
-        <w:t xml:space="preserve">Šta bi poboljšalo rezultat: više podataka i duža obuka, LARGE konfiguracija modela, kao i AVSR postavka (audio + video zajedno) za robusnost.</w:t>
-      </w:r>
-    </w:p>
-    <w:p>
-      <w:pPr>
-        <w:pStyle w:val="Heading1"/>
-      </w:pPr>
-      <w:r>
-        <w:t xml:space="preserve">4. Zaključak</w:t>
-      </w:r>
-    </w:p>
+        <w:t xml:space="preserve">Pre srpske adaptacije, ceo tok (pretprocesiranje → obuka → dekodiranje → WER) proveren je na malom podskupu LRS3 (3.000 klipova, 3.000 koraka; test 1.321 iskaz). Cilj nije bio dostizanje rezultata iz rada, već potvrda ispravnosti implementacije:</w:t>
+      </w:r>
+    </w:p>
+    <w:tbl>
+      <w:tblPr>
+        <w:tblW w:type="dxa" w:w="9360"/>
+        <w:tblBorders>
+          <w:top w:val="single" w:color="auto" w:sz="4"/>
+          <w:left w:val="single" w:color="auto" w:sz="4"/>
+          <w:bottom w:val="single" w:color="auto" w:sz="4"/>
+          <w:right w:val="single" w:color="auto" w:sz="4"/>
+          <w:insideH w:val="single" w:color="auto" w:sz="4"/>
+          <w:insideV w:val="single" w:color="auto" w:sz="4"/>
+        </w:tblBorders>
+      </w:tblPr>
+      <w:tblGrid>
+        <w:gridCol w:w="3360"/>
+        <w:gridCol w:w="3000"/>
+        <w:gridCol w:w="3000"/>
+      </w:tblGrid>
+      <w:tr>
+        <w:tc>
+          <w:tcPr>
+            <w:tcW w:type="dxa" w:w="3360"/>
+            <w:tcBorders>
+              <w:top w:val="single" w:color="BBBBBB" w:sz="1"/>
+              <w:left w:val="single" w:color="BBBBBB" w:sz="1"/>
+              <w:bottom w:val="single" w:color="BBBBBB" w:sz="1"/>
+              <w:right w:val="single" w:color="BBBBBB" w:sz="1"/>
+            </w:tcBorders>
+            <w:shd w:fill="2E75B6" w:val="clear"/>
+            <w:tcMar>
+              <w:top w:type="dxa" w:w="60"/>
+              <w:left w:type="dxa" w:w="100"/>
+              <w:bottom w:type="dxa" w:w="60"/>
+              <w:right w:type="dxa" w:w="100"/>
+            </w:tcMar>
+          </w:tcPr>
+          <w:p>
+            <w:r>
+              <w:rPr>
+                <w:b/>
+                <w:bCs/>
+                <w:color w:val="FFFFFF"/>
+                <w:sz w:val="20"/>
+                <w:szCs w:val="20"/>
+              </w:rPr>
+              <w:t xml:space="preserve">Eksperiment</w:t>
+            </w:r>
+          </w:p>
+        </w:tc>
+        <w:tc>
+          <w:tcPr>
+            <w:tcW w:type="dxa" w:w="3000"/>
+            <w:tcBorders>
+              <w:top w:val="single" w:color="BBBBBB" w:sz="1"/>
+              <w:left w:val="single" w:color="BBBBBB" w:sz="1"/>
+              <w:bottom w:val="single" w:color="BBBBBB" w:sz="1"/>
+              <w:right w:val="single" w:color="BBBBBB" w:sz="1"/>
+            </w:tcBorders>
+            <w:shd w:fill="2E75B6" w:val="clear"/>
+            <w:tcMar>
+              <w:top w:type="dxa" w:w="60"/>
+              <w:left w:type="dxa" w:w="100"/>
+              <w:bottom w:type="dxa" w:w="60"/>
+              <w:right w:type="dxa" w:w="100"/>
+            </w:tcMar>
+          </w:tcPr>
+          <w:p>
+            <w:r>
+              <w:rPr>
+                <w:b/>
+                <w:bCs/>
+                <w:color w:val="FFFFFF"/>
+                <w:sz w:val="20"/>
+                <w:szCs w:val="20"/>
+              </w:rPr>
+              <w:t xml:space="preserve">Obučavani parametri</w:t>
+            </w:r>
+          </w:p>
+        </w:tc>
+        <w:tc>
+          <w:tcPr>
+            <w:tcW w:type="dxa" w:w="3000"/>
+            <w:tcBorders>
+              <w:top w:val="single" w:color="BBBBBB" w:sz="1"/>
+              <w:left w:val="single" w:color="BBBBBB" w:sz="1"/>
+              <w:bottom w:val="single" w:color="BBBBBB" w:sz="1"/>
+              <w:right w:val="single" w:color="BBBBBB" w:sz="1"/>
+            </w:tcBorders>
+            <w:shd w:fill="2E75B6" w:val="clear"/>
+            <w:tcMar>
+              <w:top w:type="dxa" w:w="60"/>
+              <w:left w:type="dxa" w:w="100"/>
+              <w:bottom w:type="dxa" w:w="60"/>
+              <w:right w:type="dxa" w:w="100"/>
+            </w:tcMar>
+          </w:tcPr>
+          <w:p>
+            <w:r>
+              <w:rPr>
+                <w:b/>
+                <w:bCs/>
+                <w:color w:val="FFFFFF"/>
+                <w:sz w:val="20"/>
+                <w:szCs w:val="20"/>
+              </w:rPr>
+              <w:t xml:space="preserve">WER (test)</w:t>
+            </w:r>
+          </w:p>
+        </w:tc>
+      </w:tr>
+      <w:tr>
+        <w:tc>
+          <w:tcPr>
+            <w:tcW w:type="dxa" w:w="3360"/>
+            <w:tcBorders>
+              <w:top w:val="single" w:color="BBBBBB" w:sz="1"/>
+              <w:left w:val="single" w:color="BBBBBB" w:sz="1"/>
+              <w:bottom w:val="single" w:color="BBBBBB" w:sz="1"/>
+              <w:right w:val="single" w:color="BBBBBB" w:sz="1"/>
+            </w:tcBorders>
+            <w:shd w:fill="FFFFFF" w:val="clear"/>
+            <w:tcMar>
+              <w:top w:type="dxa" w:w="60"/>
+              <w:left w:type="dxa" w:w="100"/>
+              <w:bottom w:type="dxa" w:w="60"/>
+              <w:right w:type="dxa" w:w="100"/>
+            </w:tcMar>
+          </w:tcPr>
+          <w:p>
+            <w:r>
+              <w:rPr>
+                <w:b w:val="false"/>
+                <w:bCs w:val="false"/>
+                <w:color w:val="000000"/>
+                <w:sz w:val="20"/>
+                <w:szCs w:val="20"/>
+              </w:rPr>
+              <w:t xml:space="preserve">Puni fine-tuning</w:t>
+            </w:r>
+          </w:p>
+        </w:tc>
+        <w:tc>
+          <w:tcPr>
+            <w:tcW w:type="dxa" w:w="3000"/>
+            <w:tcBorders>
+              <w:top w:val="single" w:color="BBBBBB" w:sz="1"/>
+              <w:left w:val="single" w:color="BBBBBB" w:sz="1"/>
+              <w:bottom w:val="single" w:color="BBBBBB" w:sz="1"/>
+              <w:right w:val="single" w:color="BBBBBB" w:sz="1"/>
+            </w:tcBorders>
+            <w:shd w:fill="FFFFFF" w:val="clear"/>
+            <w:tcMar>
+              <w:top w:type="dxa" w:w="60"/>
+              <w:left w:type="dxa" w:w="100"/>
+              <w:bottom w:type="dxa" w:w="60"/>
+              <w:right w:type="dxa" w:w="100"/>
+            </w:tcMar>
+          </w:tcPr>
+          <w:p>
+            <w:r>
+              <w:rPr>
+                <w:b w:val="false"/>
+                <w:bCs w:val="false"/>
+                <w:color w:val="000000"/>
+                <w:sz w:val="20"/>
+                <w:szCs w:val="20"/>
+              </w:rPr>
+              <w:t xml:space="preserve">161M (100%)</w:t>
+            </w:r>
+          </w:p>
+        </w:tc>
+        <w:tc>
+          <w:tcPr>
+            <w:tcW w:type="dxa" w:w="3000"/>
+            <w:tcBorders>
+              <w:top w:val="single" w:color="BBBBBB" w:sz="1"/>
+              <w:left w:val="single" w:color="BBBBBB" w:sz="1"/>
+              <w:bottom w:val="single" w:color="BBBBBB" w:sz="1"/>
+              <w:right w:val="single" w:color="BBBBBB" w:sz="1"/>
+            </w:tcBorders>
+            <w:shd w:fill="FFFFFF" w:val="clear"/>
+            <w:tcMar>
+              <w:top w:type="dxa" w:w="60"/>
+              <w:left w:type="dxa" w:w="100"/>
+              <w:bottom w:type="dxa" w:w="60"/>
+              <w:right w:type="dxa" w:w="100"/>
+            </w:tcMar>
+          </w:tcPr>
+          <w:p>
+            <w:r>
+              <w:rPr>
+                <w:b w:val="false"/>
+                <w:bCs w:val="false"/>
+                <w:color w:val="000000"/>
+                <w:sz w:val="20"/>
+                <w:szCs w:val="20"/>
+              </w:rPr>
+              <w:t xml:space="preserve">74,4%</w:t>
+            </w:r>
+          </w:p>
+        </w:tc>
+      </w:tr>
+      <w:tr>
+        <w:tc>
+          <w:tcPr>
+            <w:tcW w:type="dxa" w:w="3360"/>
+            <w:tcBorders>
+              <w:top w:val="single" w:color="BBBBBB" w:sz="1"/>
+              <w:left w:val="single" w:color="BBBBBB" w:sz="1"/>
+              <w:bottom w:val="single" w:color="BBBBBB" w:sz="1"/>
+              <w:right w:val="single" w:color="BBBBBB" w:sz="1"/>
+            </w:tcBorders>
+            <w:shd w:fill="FFFFFF" w:val="clear"/>
+            <w:tcMar>
+              <w:top w:type="dxa" w:w="60"/>
+              <w:left w:type="dxa" w:w="100"/>
+              <w:bottom w:type="dxa" w:w="60"/>
+              <w:right w:type="dxa" w:w="100"/>
+            </w:tcMar>
+          </w:tcPr>
+          <w:p>
+            <w:r>
+              <w:rPr>
+                <w:b w:val="false"/>
+                <w:bCs w:val="false"/>
+                <w:color w:val="000000"/>
+                <w:sz w:val="20"/>
+                <w:szCs w:val="20"/>
+              </w:rPr>
+              <w:t xml:space="preserve">LoRA (dekoder q/v)</w:t>
+            </w:r>
+          </w:p>
+        </w:tc>
+        <w:tc>
+          <w:tcPr>
+            <w:tcW w:type="dxa" w:w="3000"/>
+            <w:tcBorders>
+              <w:top w:val="single" w:color="BBBBBB" w:sz="1"/>
+              <w:left w:val="single" w:color="BBBBBB" w:sz="1"/>
+              <w:bottom w:val="single" w:color="BBBBBB" w:sz="1"/>
+              <w:right w:val="single" w:color="BBBBBB" w:sz="1"/>
+            </w:tcBorders>
+            <w:shd w:fill="FFFFFF" w:val="clear"/>
+            <w:tcMar>
+              <w:top w:type="dxa" w:w="60"/>
+              <w:left w:type="dxa" w:w="100"/>
+              <w:bottom w:type="dxa" w:w="60"/>
+              <w:right w:type="dxa" w:w="100"/>
+            </w:tcMar>
+          </w:tcPr>
+          <w:p>
+            <w:r>
+              <w:rPr>
+                <w:b w:val="false"/>
+                <w:bCs w:val="false"/>
+                <w:color w:val="000000"/>
+                <w:sz w:val="20"/>
+                <w:szCs w:val="20"/>
+              </w:rPr>
+              <w:t xml:space="preserve">294.912 (0,18%)</w:t>
+            </w:r>
+          </w:p>
+        </w:tc>
+        <w:tc>
+          <w:tcPr>
+            <w:tcW w:type="dxa" w:w="3000"/>
+            <w:tcBorders>
+              <w:top w:val="single" w:color="BBBBBB" w:sz="1"/>
+              <w:left w:val="single" w:color="BBBBBB" w:sz="1"/>
+              <w:bottom w:val="single" w:color="BBBBBB" w:sz="1"/>
+              <w:right w:val="single" w:color="BBBBBB" w:sz="1"/>
+            </w:tcBorders>
+            <w:shd w:fill="FFFFFF" w:val="clear"/>
+            <w:tcMar>
+              <w:top w:type="dxa" w:w="60"/>
+              <w:left w:type="dxa" w:w="100"/>
+              <w:bottom w:type="dxa" w:w="60"/>
+              <w:right w:type="dxa" w:w="100"/>
+            </w:tcMar>
+          </w:tcPr>
+          <w:p>
+            <w:r>
+              <w:rPr>
+                <w:b w:val="false"/>
+                <w:bCs w:val="false"/>
+                <w:color w:val="000000"/>
+                <w:sz w:val="20"/>
+                <w:szCs w:val="20"/>
+              </w:rPr>
+              <w:t xml:space="preserve">93,6%</w:t>
+            </w:r>
+          </w:p>
+        </w:tc>
+      </w:tr>
+    </w:tbl>
     <w:p>
       <w:pPr>
         <w:spacing w:after="120"/>
         <w:jc w:val="both"/>
       </w:pPr>
       <w:r>
-        <w:t xml:space="preserve">U radu je analiziran AV-HuBERT model za vizuelno prepoznavanje govora i reprodukovana je procedura fine-tuninga na podskupu baze LRS3. Uspešno je pokazan ceo tok rada: od pretprocesiranja sirovih snimaka, preko korišćenja pretreniranog samonadgledanog enkodera i obuke seq2seq dekodera, do dekodiranja i merenja WER-a. Dobijen je konkretan, ponovljiv rezultat (WER 74,4% pri punom fine-tuningu, 93,6% pri LoRA adaptaciji dekodera na malom podskupu), uz jasno objašnjenje razlika u odnosu na originalni rad.</w:t>
+        <w:t xml:space="preserve">WER je namerno visok u odnosu na 26–32% iz rada (150× manje podataka, 10× kraća obuka). Tok je potvrđen kao ispravan, a LoRA implementacija validirana pre prelaska na srpski (tom prilikom je otkrivena i ispravljena greška u ophođenju sa atributima linearnog sloja).</w:t>
+      </w:r>
+    </w:p>
+    <w:p>
+      <w:pPr>
+        <w:pStyle w:val="Heading2"/>
+      </w:pPr>
+      <w:r>
+        <w:t xml:space="preserve">3.4 Diskusija</w:t>
       </w:r>
     </w:p>
     <w:p>
@@ -1128,7 +2324,42 @@
         <w:jc w:val="both"/>
       </w:pPr>
       <w:r>
-        <w:t xml:space="preserve">Najvažniji aspekti urađenog: (1) potvrđeno je da samonadgledani pretrening uz relativno mali fine-tuning daje upotrebljiv sistem za čitanje sa usana; (2) implementirana je i validirana LoRA adaptacija unutar fairseq okvira, spremna za prilagođavanje na srpski jezik; (3) pripremljene su sve skripte i konfiguracije za obuku i testiranje. Naredni korak je prilagođavanje na korpus AI-SPEAK, primenom LoRA adaptacije prvo na dekoderu, a zatim i na enkoderu.</w:t>
+        <w:t xml:space="preserve">Rezultati na AI-SPEAK-u (svih ~72–76% WER, prosek 75,5% ± 5,5%) dominantno su određeni količinom označenih srpskih podataka (~2,7 h), a ne arhitektonskim izborima. Dva očekivana pretpostavke se nisu potvrdila: (1) adaptacija enkodera nije pomogla — čak je blago pogoršala, verovatno zbog preprilagođavanja na malom skupu; (2) engleski VSR enkoder nije doneo prednost nad sirovim pretreniranim. Unakrsna validacija je pokazala da su ove razlike unutar šuma.</w:t>
+      </w:r>
+    </w:p>
+    <w:p>
+      <w:pPr>
+        <w:spacing w:after="120"/>
+        <w:jc w:val="both"/>
+      </w:pPr>
+      <w:r>
+        <w:t xml:space="preserve">Ograničenja: mali skupovi, po jedan pokretaj po konfiguraciji (bez intervala poverenja osim za najbolju konfiguraciju), mali test skup. Šta bi poboljšalo rezultat: pre svega više označenih srpskih podataka; zatim jača regularizacija (niži rang LoRA), LARGE konfiguracija modela i AVSR postavka (audio + video).</w:t>
+      </w:r>
+    </w:p>
+    <w:p>
+      <w:pPr>
+        <w:pStyle w:val="Heading1"/>
+      </w:pPr>
+      <w:r>
+        <w:t xml:space="preserve">4. Zaključak</w:t>
+      </w:r>
+    </w:p>
+    <w:p>
+      <w:pPr>
+        <w:spacing w:after="120"/>
+        <w:jc w:val="both"/>
+      </w:pPr>
+      <w:r>
+        <w:t xml:space="preserve">U radu je analiziran AV-HuBERT model za vizuelno prepoznavanje govora, reprodukovana je procedura fine-tuninga na podskupu LRS3 (provera ispravnosti toka), i model je prilagođen na srpski jezik na korpusu AI-SPEAK putem LoRA adaptacije. Najbolji rezultat na srpskom je WER 71,7% na neviđenim govornicima, uz prosek od 75,5% ± 5,5% dobijen unakrsnom validacijom. Model pouzdano prepoznaje kratke strukturisane iskaze, ali mu nedostaje podataka (~2,7 h) za slobodan govor.</w:t>
+      </w:r>
+    </w:p>
+    <w:p>
+      <w:pPr>
+        <w:spacing w:after="120"/>
+        <w:jc w:val="both"/>
+      </w:pPr>
+      <w:r>
+        <w:t xml:space="preserve">Najvažniji aspekti urađenog: (1) potvrđeno je da samonadgledani pretrening uz mali fine-tuning daje upotrebljiv sistem za čitanje sa usana; (2) implementirana je, validirana i primenjena LoRA adaptacija unutar fairseq okvira; (3) sprovedena je sistematska ablaciona analiza (dve ose: polazni enkoder i opseg adaptacije) i unakrsna validacija. Ključni metodološki uvid: na ovako malom korpusu, razlike između arhitektonskih izbora su unutar šuma — varijansa između govornika dominira nad izborom konfiguracije, pa je pravo usko grlo količina označenih srpskih podataka, a ne arhitektura. Vizuelni enkoder se pri tom dobro prenosi među jezicima.</w:t>
       </w:r>
     </w:p>
     <w:p>
